--- a/ada_koch/libro_2/El_hombre_de_al_lado_acto3_borrador.docx
+++ b/ada_koch/libro_2/El_hombre_de_al_lado_acto3_borrador.docx
@@ -212,7 +212,7 @@
         <w:pStyle w:val="BodyText"/>
       </w:pPr>
       <w:r>
-        <w:t xml:space="preserve">No lo preguntó. No me ofreció. Lo dijo como dice la hora de la marea.</w:t>
+        <w:t xml:space="preserve">Lo dijo como dice la hora de la marea.</w:t>
       </w:r>
     </w:p>
     <w:p>
@@ -288,7 +288,7 @@
         <w:pStyle w:val="BodyText"/>
       </w:pPr>
       <w:r>
-        <w:t xml:space="preserve">Y nos quedamos allí. En el silencio de después del motor, que es un silencio distinto, más espeso, como el de una habitación donde alguien acaba de dejar de hablar.</w:t>
+        <w:t xml:space="preserve">Y nos quedamos allí, en el silencio espeso de después del motor.</w:t>
       </w:r>
     </w:p>
     <w:p>
@@ -910,7 +910,7 @@
         <w:pStyle w:val="BodyText"/>
       </w:pPr>
       <w:r>
-        <w:t xml:space="preserve">Y supe, sin que nadie me lo dijera, mirando aquel antebrazo limpio en el papel amarillento, que ella había querido saber si podía hacer con él lo que hizo conmigo.</w:t>
+        <w:t xml:space="preserve">Si podía hacer con él lo que hizo conmigo.</w:t>
       </w:r>
     </w:p>
     <w:p>
@@ -1645,7 +1645,7 @@
         <w:pStyle w:val="BodyText"/>
       </w:pPr>
       <w:r>
-        <w:t xml:space="preserve">La noche anterior no había decidido nada. Me había quedado en la galería hasta las tres con el PDF abierto en el móvil, leyendo la cláusula tercera una y otra vez.</w:t>
+        <w:t xml:space="preserve">La noche anterior me había quedado en la galería hasta las tres con el PDF abierto en el móvil, leyendo la cláusula tercera una y otra vez.</w:t>
       </w:r>
       <w:r>
         <w:t xml:space="preserve"> </w:t>
@@ -2711,7 +2711,7 @@
         <w:pStyle w:val="BodyText"/>
       </w:pPr>
       <w:r>
-        <w:t xml:space="preserve">Y supe, antes de que dijera nada, por cómo me miró, que había llegado tarde. Que no era una cosa que estuviera pensando. Que era una cosa pensada. Con la mochila hecha y el saco atado y la etiqueta de la tienda colgando.</w:t>
+        <w:t xml:space="preserve">Y supe, antes de que dijera nada, por cómo me miró, que había llegado tarde. Que no era una cosa que estuviera pensando. Que era una cosa pensada.</w:t>
       </w:r>
     </w:p>
     <w:p>
@@ -2734,7 +2734,7 @@
         <w:pStyle w:val="BodyText"/>
       </w:pPr>
       <w:r>
-        <w:t xml:space="preserve">Así, desde la puerta, sin aire, sin quitarme el abrigo. Sin pensar en cómo sonaba. Lo dije porque llevaba cuatro kilómetros diciéndolo por dentro y ya no me cabía.</w:t>
+        <w:t xml:space="preserve">Así, desde la puerta, sin aire. Llevaba cuatro kilómetros diciéndolo por dentro y ya no me cabía.</w:t>
       </w:r>
     </w:p>
     <w:p>
@@ -3642,7 +3642,7 @@
         <w:pStyle w:val="BodyText"/>
       </w:pPr>
       <w:r>
-        <w:t xml:space="preserve">Desde allí se veía el muelle. La lonja. La pared de la lonja, gris, con una mancha más oscura a la altura de un hombre que a lo mejor era humedad y a lo mejor no. El noray donde Brais se había sentado a esperar. Vacío.</w:t>
+        <w:t xml:space="preserve">Desde allí se veía el muelle. La lonja. La pared blanca de la lonja, con una mancha más oscura a la altura de una cabeza que a lo mejor era humedad y a lo mejor no. El noray donde Brais se había sentado a esperar. Vacío.</w:t>
       </w:r>
     </w:p>
     <w:p>
@@ -4196,7 +4196,7 @@
         <w:pStyle w:val="BodyText"/>
       </w:pPr>
       <w:r>
-        <w:t xml:space="preserve">Miré por la ventana. El faro estaba allí arriba, oscuro, con su torrecilla automática al lado parpadeando cada cinco segundos, verde, como un tic. Como un corazón que ya no es el suyo.</w:t>
+        <w:t xml:space="preserve">Miré por la ventana. El faro estaba allí arriba, oscuro, con su torreta automática al lado parpadeando cada cinco segundos, blanca, fría, como un tic. Como un corazón que ya no es el suyo.</w:t>
       </w:r>
     </w:p>
     <w:p>
@@ -4445,7 +4445,7 @@
         <w:pStyle w:val="BodyText"/>
       </w:pPr>
       <w:r>
-        <w:t xml:space="preserve">Me contó que cuando vio la mano de aquel hombre en el brazo de Ada no pensó. Que no hubo un momento en que decidiera nada. Que estaba en la puerta de la lonja y de repente tenía al hombre contra la pared y no recordaba haber cruzado el muelle. Que lo primero que pensó, con el hombre ya contra la pared, fue en su padre. En su padre haciendo lo mismo, en ese mismo muelle, contra esa misma pared, cuando él tenía once años y lo miraba desde la puerta del bar con un Cola Cao en la mano.</w:t>
+        <w:t xml:space="preserve">Me contó que cuando vio la mano de aquel hombre en el brazo de Ada no pensó. Que no hubo un momento en que decidiera nada. Que estaba en la puerta de la lonja y de repente tenía al hombre contra la pared y no recordaba haber cruzado el muelle. Que lo primero que pensó, con el hombre ya contra la pared, fue en su padre. En su padre haciendo lo mismo, en ese mismo muelle, contra esa misma pared, cuando él tenía doce años y lo miraba desde la puerta de la lonja. Solo que su padre había sabido parar.</w:t>
       </w:r>
     </w:p>
     <w:p>
@@ -4548,7 +4548,7 @@
         <w:pStyle w:val="FirstParagraph"/>
       </w:pPr>
       <w:r>
-        <w:t xml:space="preserve">Yo podría haberme enfadado. Lo sé. Lo he pensado después, muchas veces, en el camino. Que un hombre de verdad, un hombre de los que salen en las películas que ve Ada, se habría levantado de la caja de pescado y le habría dado un puñetazo. O se habría ido sin decir nada. O le habría dicho que no volviera a acercarse a ella.</w:t>
+        <w:t xml:space="preserve">Yo podría haberme enfadado. Un hombre de los que salen en las películas que ve Ada se habría levantado de la caja de pescado y le habría dado un puñetazo.</w:t>
       </w:r>
     </w:p>
     <w:p>
@@ -4620,7 +4620,7 @@
         <w:pStyle w:val="BodyText"/>
       </w:pPr>
       <w:r>
-        <w:t xml:space="preserve">Y lloró. Un hombre de ese tamaño, con esos brazos, en la cubierta de su barco, a las diez de la mañana, con una lata de cerveza en la mano buena. Lloró como lloran los hombres que no saben, con la boca cerrada y los hombros, haciendo un ruido como de motor que no arranca.</w:t>
+        <w:t xml:space="preserve">Y lloró. Un hombre de ese tamaño, en la cubierta de su barco, a las diez de la mañana. Lloró como lloran los hombres que no saben, con la boca cerrada y los hombros, haciendo un ruido como de motor que no arranca.</w:t>
       </w:r>
     </w:p>
     <w:p>
@@ -5187,7 +5187,7 @@
         <w:pStyle w:val="BodyText"/>
       </w:pPr>
       <w:r>
-        <w:t xml:space="preserve">No especifiqué. No dije dónde, ni cuándo, ni qué. Lo pregunté así, como se tira una piedra a un pozo para ver si tiene fondo.</w:t>
+        <w:t xml:space="preserve">No dije dónde, ni cuándo, ni qué. Lo pregunté como se tira una piedra a un pozo.</w:t>
       </w:r>
     </w:p>
     <w:p>
@@ -5234,7 +5234,7 @@
         <w:pStyle w:val="FirstParagraph"/>
       </w:pPr>
       <w:r>
-        <w:t xml:space="preserve">—Tenía quince años —dijo.</w:t>
+        <w:t xml:space="preserve">—Tenía catorce años. Iba a cumplir quince —dijo.</w:t>
       </w:r>
     </w:p>
     <w:p>
@@ -5250,7 +5250,7 @@
         <w:pStyle w:val="BodyText"/>
       </w:pPr>
       <w:r>
-        <w:t xml:space="preserve">—Fue el verano después de que se fuera el farero. El del ochenta y ocho. Ya habían puesto la luz automática, la torrecilla esa verde. El faro viejo estaba cerrado. Con un candado en la puerta. Sin nadie. Lo habían dejado así para que se cayera.</w:t>
+        <w:t xml:space="preserve">—Fue el verano después de que se fuera el farero. El del ochenta y ocho. Ya habían puesto la luz automática, la de la torreta de hierro. El faro viejo estaba cerrado. Con un candado en la puerta. Sin nadie. Lo habían dejado así para que se cayera.</w:t>
       </w:r>
     </w:p>
     <w:p>
@@ -5290,7 +5290,7 @@
         <w:pStyle w:val="BodyText"/>
       </w:pPr>
       <w:r>
-        <w:t xml:space="preserve">—¿La de la torrecilla?</w:t>
+        <w:t xml:space="preserve">—¿La de la torreta?</w:t>
       </w:r>
     </w:p>
     <w:p>
@@ -5475,7 +5475,7 @@
         <w:pStyle w:val="BodyText"/>
       </w:pPr>
       <w:r>
-        <w:t xml:space="preserve">Me atendió la guardia de las gafas. La misma que había esposado a Brais en el muelle. Me sentó en un despacho con un calendario de un taller de Vimianzo y un ficus de plástico, y me puso delante el documento que había mandado la abogada de Álvaro.</w:t>
+        <w:t xml:space="preserve">Me atendió el guardia de las gafas. El mismo que había esposado a Brais en el muelle. Me sentó en un despacho con un calendario de un taller de Vimianzo y un ficus de plástico, y me puso delante el documento que había mandado la abogada de Álvaro.</w:t>
       </w:r>
     </w:p>
     <w:p>
@@ -5519,7 +5519,7 @@
         <w:pStyle w:val="BodyText"/>
       </w:pPr>
       <w:r>
-        <w:t xml:space="preserve">La guardia asintió. No pareció sorprendida.</w:t>
+        <w:t xml:space="preserve">El guardia asintió. No pareció sorprendido.</w:t>
       </w:r>
     </w:p>
     <w:p>
@@ -5600,7 +5600,7 @@
         <w:pStyle w:val="BodyText"/>
       </w:pPr>
       <w:r>
-        <w:t xml:space="preserve">La guardia lo leyó al revés, desde su lado de la mesa.</w:t>
+        <w:t xml:space="preserve">El guardia lo leyó al revés, desde su lado de la mesa.</w:t>
       </w:r>
     </w:p>
     <w:p>
@@ -5663,7 +5663,7 @@
         <w:pStyle w:val="BodyText"/>
       </w:pPr>
       <w:r>
-        <w:t xml:space="preserve">—No lo defiende usted mucho —dijo la guardia, levantando la vista del teclado.</w:t>
+        <w:t xml:space="preserve">—No lo defiende usted mucho —dijo el guardia, levantando la vista del teclado.</w:t>
       </w:r>
     </w:p>
     <w:p>
@@ -5940,6 +5940,38 @@
         <w:t xml:space="preserve">—O amor cantaba fatal —dije—. E quedouse.</w:t>
       </w:r>
     </w:p>
+    <w:p>
+      <w:pPr>
+        <w:pStyle w:val="BodyText"/>
+      </w:pPr>
+      <w:r>
+        <w:t xml:space="preserve">Esa noche Elisa no volvió a Santiago.</w:t>
+      </w:r>
+    </w:p>
+    <w:p>
+      <w:pPr>
+        <w:pStyle w:val="BodyText"/>
+      </w:pPr>
+      <w:r>
+        <w:t xml:space="preserve">No lo dijo. No lo preguntó. Fregué las tazas, y cuando me di la vuelta ya había subido a su cuarto de niña, el del tejado del alpendre, el que yo nunca he cambiado. Oí cómo abría la ventana. La ventana por la que se escapaba.</w:t>
+      </w:r>
+    </w:p>
+    <w:p>
+      <w:pPr>
+        <w:pStyle w:val="BodyText"/>
+      </w:pPr>
+      <w:r>
+        <w:t xml:space="preserve">A la mañana siguiente la encontré en la cocina a las siete, con mi bata puesta y un café en las manos, sentada en mi silla. Mirando el faro. Sin gafas.</w:t>
+      </w:r>
+    </w:p>
+    <w:p>
+      <w:pPr>
+        <w:pStyle w:val="BodyText"/>
+      </w:pPr>
+      <w:r>
+        <w:t xml:space="preserve">No le dije que se levantara. Me senté en la otra.</w:t>
+      </w:r>
+    </w:p>
     <w:bookmarkEnd w:id="32"/>
     <w:bookmarkEnd w:id="33"/>
     <w:bookmarkStart w:id="34" w:name="julian-2"/>
@@ -6114,7 +6146,7 @@
         <w:pStyle w:val="BodyText"/>
       </w:pPr>
       <w:r>
-        <w:t xml:space="preserve">En el cuarto no encendió la luz. Dejó la puerta de la escalera abierta y por ella entraba lo poco que llega de la torrecilla, una vez cada cinco segundos, verde. Verde y oscuro. Verde y oscuro. Como si alguien abriera y cerrara un ojo.</w:t>
+        <w:t xml:space="preserve">En el cuarto no encendió la luz. Dejó la puerta de la escalera abierta y por ella entraba lo poco que llega de la torreta, una vez cada cinco segundos, blanco. Blanco y oscuro. Blanco y oscuro. Como si alguien abriera y cerrara un ojo.</w:t>
       </w:r>
     </w:p>
     <w:p>
@@ -6233,7 +6265,7 @@
         <w:pStyle w:val="BodyText"/>
       </w:pPr>
       <w:r>
-        <w:t xml:space="preserve">Y me acuerdo de que cuando se le arqueó la espalda y se le escapó aquel ruido, aquel ruido de garganta que se le escapa, la luz verde de la torrecilla entró por la puerta y le pintó el vientre. Verde. Y oscuro.</w:t>
+        <w:t xml:space="preserve">Y me acuerdo de que cuando se le arqueó la espalda y se le escapó aquel ruido, aquel ruido de garganta que se le escapa, la luz blanca de la torreta entró por la puerta y le pintó el vientre. Blanco. Y oscuro.</w:t>
       </w:r>
     </w:p>
     <w:p>
@@ -6351,7 +6383,7 @@
         <w:pStyle w:val="BodyText"/>
       </w:pPr>
       <w:r>
-        <w:t xml:space="preserve">Verde. Oscuro. Verde. Oscuro.</w:t>
+        <w:t xml:space="preserve">Blanco. Oscuro. Blanco. Oscuro.</w:t>
       </w:r>
     </w:p>
     <w:p>
@@ -6766,7 +6798,7 @@
         <w:pStyle w:val="BodyText"/>
       </w:pPr>
       <w:r>
-        <w:t xml:space="preserve">Se dio la vuelta y miró el faro. Mucho tiempo. La torre blanca, con la linterna negra arriba. La torrecilla verde al lado, parpadeando. La galería con nuestras dos sillas.</w:t>
+        <w:t xml:space="preserve">Se dio la vuelta y miró el faro. La torre blanca, con la linterna negra arriba. La torreta al lado, parpadeando. La galería con nuestras dos sillas.</w:t>
       </w:r>
     </w:p>
     <w:p>
@@ -6869,7 +6901,7 @@
         <w:pStyle w:val="BodyText"/>
       </w:pPr>
       <w:r>
-        <w:t xml:space="preserve">No como se abrazan los hombres aquí, con dos palmadas en la espalda y un paso atrás. Se abrazaron de verdad. Mucho tiempo. Brais con la mano vendada en la nuca de Julian. Julian con la cara en el hombro de Brais, con la mochila enorme a la espalda torciéndole el equilibrio. Dos hombres altos en la punta de un espigón, a las siete y media de la mañana, con las gaviotas gritando alrededor y las lanchas saliendo.</w:t>
+        <w:t xml:space="preserve">No como se abrazan los hombres aquí, con dos palmadas en la espalda y un paso atrás. Se abrazaron de verdad. Brais con la mano vendada en la nuca de Julian. Julian con la cara en el hombro de Brais, con la mochila enorme a la espalda torciéndole el equilibrio. Dos hombres altos en la punta de un espigón, a las siete y media de la mañana, con las gaviotas gritando alrededor y las lanchas saliendo.</w:t>
       </w:r>
     </w:p>
     <w:p>
@@ -6885,7 +6917,7 @@
         <w:pStyle w:val="BodyText"/>
       </w:pPr>
       <w:r>
-        <w:t xml:space="preserve">Pensé en las noches. En los sueños. En la cicatriz que dibujé sin cicatriz. En el muelle, en la sangre en la pared de la lonja. En lo que había sentido por aquel hombre durante un mes y que se me había roto entre las manos en tres segundos.</w:t>
+        <w:t xml:space="preserve">Pensé en lo que había sentido por aquel hombre durante meses y que se me había roto entre las manos en tres segundos.</w:t>
       </w:r>
     </w:p>
     <w:p>
@@ -7092,6 +7124,14 @@
         <w:pStyle w:val="BodyText"/>
       </w:pPr>
       <w:r>
+        <w:t xml:space="preserve">Elisa bajó conmigo. Lleva tres días en mi casa y no ha hablado de volver. Se puso el abrigo de Klaus, el que todavía cuelga en la entrada porque ninguna de las dos se ha atrevido a darlo, y se sentó a mi lado en el banco. Las dos mirando lo mismo. Como mirábamos el faro desde la cocina, años, sin decírnoslo.</w:t>
+      </w:r>
+    </w:p>
+    <w:p>
+      <w:pPr>
+        <w:pStyle w:val="BodyText"/>
+      </w:pPr>
+      <w:r>
         <w:t xml:space="preserve">Lo vi todo. El abrazo de los dos rapaces. El beso a mi nieta delante de las de la lonja, que ya tienen tema para un mes. La mochila verde por la carretera. La mano levantada en la curva.</w:t>
       </w:r>
     </w:p>
@@ -7165,6 +7205,14 @@
       </w:pPr>
       <w:r>
         <w:t xml:space="preserve">A ella sí le cantaré. Pero todavía no.</w:t>
+      </w:r>
+    </w:p>
+    <w:p>
+      <w:pPr>
+        <w:pStyle w:val="BodyText"/>
+      </w:pPr>
+      <w:r>
+        <w:t xml:space="preserve">Elisa, a mi lado, me cogió la mano encima de la piedra fría. Una mano flaca, blanca, de no salir. Ella también conocía la canción. Tampoco la cantó.</w:t>
       </w:r>
     </w:p>
     <w:bookmarkEnd w:id="35"/>
@@ -7262,7 +7310,7 @@
         <w:pStyle w:val="BodyText"/>
       </w:pPr>
       <w:r>
-        <w:t xml:space="preserve">Lo escribo aquí porque es lo único de lo que estoy orgullosa de esa semana. No dibujé. Ni a él, ni su mano, ni la media luna, ni la mochila verde dando bandazos por la carretera. Ni el cuaderno negro, que seguía en el cajón de los cubiertos con su hoja borrada y sus virutas. Ni un folio en blanco en el suelo de la linterna, para ver qué pasaba.</w:t>
+        <w:t xml:space="preserve">Es lo único de lo que estoy orgullosa de esa semana. No dibujé. Ni a él, ni su mano, ni la media luna, ni la mochila verde dando bandazos por la carretera. Ni el cuaderno negro, que seguía en el cajón de los cubiertos con su hoja borrada y sus virutas. Ni un folio en blanco en el suelo de la linterna, para ver qué pasaba.</w:t>
       </w:r>
     </w:p>
     <w:p>
@@ -7310,6 +7358,14 @@
       </w:pPr>
       <w:r>
         <w:t xml:space="preserve">Estábamos en su cocina, con la ventana del puerto empañada y la radio puesta muy bajo, una de esas emisoras de pasodobles que escucha ella. El barco de Brais no estaba en su sitio. Llevaba tres días sin estar. Salía antes del amanecer y volvía de noche, me había dicho la mujer del bar, como si tuviera prisa por estar lejos.</w:t>
+      </w:r>
+    </w:p>
+    <w:p>
+      <w:pPr>
+        <w:pStyle w:val="BodyText"/>
+      </w:pPr>
+      <w:r>
+        <w:t xml:space="preserve">Mi madre estaba arriba. La oíamos andar por su cuarto de niña, abrir el armario, cerrarlo. Y luego, un ruido que me hizo levantar la cabeza: una persiana subiendo. Entera, de un tirón, hasta el tope, que golpeó contra la caja. Mi abuela miró al techo y no dijo nada. En esa casa nadie ha bajado nunca una persiana. Pero mi madre la había subido igual. Por costumbre de curarse.</w:t>
       </w:r>
     </w:p>
     <w:p>
@@ -7481,6 +7537,93 @@
         <w:pStyle w:val="FirstParagraph"/>
       </w:pPr>
       <w:r>
+        <w:t xml:space="preserve">El quinto día llegó el cartero de la moto, con el casco puesto, y me hizo firmar otra vez en la máquina de la pantalla rota.</w:t>
+      </w:r>
+    </w:p>
+    <w:p>
+      <w:pPr>
+        <w:pStyle w:val="BodyText"/>
+      </w:pPr>
+      <w:r>
+        <w:t xml:space="preserve">Juzgado de Violencia sobre la Mujer de Corcubión. Tres folios. Los leí de pie en la puerta, con Lúa oliendo el sobre.</w:t>
+      </w:r>
+    </w:p>
+    <w:p>
+      <w:pPr>
+        <w:pStyle w:val="BodyText"/>
+      </w:pPr>
+      <w:r>
+        <w:t xml:space="preserve">Orden de protección. Prohibición de aproximarse a menos de quinientos metros de mi persona, de mi domicilio y de mi lugar de trabajo, que son el mismo sitio. Prohibición de comunicarse conmigo por cualquier medio. Comparecencia fijada para abril.</w:t>
+      </w:r>
+    </w:p>
+    <w:p>
+      <w:pPr>
+        <w:pStyle w:val="BodyText"/>
+      </w:pPr>
+      <w:r>
+        <w:t xml:space="preserve">Los mismos quinientos metros que él me ofrecía en su acuerdo, a cambio de que yo dijera que no había pasado nada. Ahora me los daba un juez. Sin que yo tuviera que decir nada que no fuera verdad.</w:t>
+      </w:r>
+    </w:p>
+    <w:p>
+      <w:pPr>
+        <w:pStyle w:val="BodyText"/>
+      </w:pPr>
+      <w:r>
+        <w:t xml:space="preserve">A las doce me llamó su abogada. Me habló de usted, muy seca, sin una palabra de más. Su cliente retiraba la querella por denuncia falsa. Su cliente no tenía interés en prolongar el procedimiento. Su cliente, dijo, y se le notaba que lo decía leyendo, deseaba que yo me recuperara.</w:t>
+      </w:r>
+    </w:p>
+    <w:p>
+      <w:pPr>
+        <w:pStyle w:val="BodyText"/>
+      </w:pPr>
+      <w:r>
+        <w:t xml:space="preserve">—¿Y la denuncia contra Brais? —le pregunté.</w:t>
+      </w:r>
+    </w:p>
+    <w:p>
+      <w:pPr>
+        <w:pStyle w:val="BodyText"/>
+      </w:pPr>
+      <w:r>
+        <w:t xml:space="preserve">Un silencio.</w:t>
+      </w:r>
+    </w:p>
+    <w:p>
+      <w:pPr>
+        <w:pStyle w:val="BodyText"/>
+      </w:pPr>
+      <w:r>
+        <w:t xml:space="preserve">—Esa sigue su curso —dijo—. Las lesiones son las lesiones, señora.</w:t>
+      </w:r>
+    </w:p>
+    <w:p>
+      <w:pPr>
+        <w:pStyle w:val="BodyText"/>
+      </w:pPr>
+      <w:r>
+        <w:t xml:space="preserve">Colgué. Me quedé mirando el móvil un rato. Luego busqué su nombre en la agenda, el de Álvaro, que seguía allí, con la foto de un verano en Cadaqués que nunca había tenido valor de cambiar.</w:t>
+      </w:r>
+    </w:p>
+    <w:p>
+      <w:pPr>
+        <w:pStyle w:val="BodyText"/>
+      </w:pPr>
+      <w:r>
+        <w:t xml:space="preserve">No lo borré. Lo dejé allí. Que se quedara, como se queda una cicatriz. Ya no hacía falta borrarlo para que no pudiera llamarme.</w:t>
+      </w:r>
+    </w:p>
+    <w:p>
+      <w:r>
+        <w:pict>
+          <v:rect style="width:0;height:1.5pt" o:hralign="center" o:hrstd="t" o:hr="t"/>
+        </w:pict>
+      </w:r>
+    </w:p>
+    <w:p>
+      <w:pPr>
+        <w:pStyle w:val="FirstParagraph"/>
+      </w:pPr>
+      <w:r>
         <w:t xml:space="preserve">El sexto día, a las tres y diez de la madrugada, abrí el modelo.</w:t>
       </w:r>
     </w:p>
@@ -7633,7 +7776,7 @@
         <w:pStyle w:val="BodyText"/>
       </w:pPr>
       <w:r>
-        <w:t xml:space="preserve">No sé lo que sentí. Lo he pensado mucho desde entonces y no sé ponerle nombre. No era miedo. No era alivio. Era como cuando de niña te despertabas en el asiento de atrás del coche, de noche, en la autopista, y veías la nuca de tu padre al volante, iluminada por los faros de los otros, y te volvías a dormir sin saber a dónde íbais.</w:t>
+        <w:t xml:space="preserve">No sé lo que sentí. No era miedo. No era alivio. Era como cuando de niña te despertabas en el asiento de atrás del coche, de noche, en la autopista, y veías la nuca de tu padre al volante, iluminada por los faros de los otros, y te volvías a dormir sin saber a dónde íbais.</w:t>
       </w:r>
     </w:p>
     <w:p>
@@ -7775,7 +7918,7 @@
         <w:pStyle w:val="BodyText"/>
       </w:pPr>
       <w:r>
-        <w:t xml:space="preserve">No era mi trazo. Lo sé como sé mi letra. Yo dibujo con líneas cortas, muchas, una encima de otra, buscando; mi profesora de la facultad decía que dibujo como quien tantea en la oscuridad. Esto era otra cosa. Líneas largas, de una vez, sin levantar el lápiz. Seguras. Lentas. La línea de alguien que no tiene prisa porque tiene todo el tiempo del mundo. La línea de alguien que ha mirado eso mismo desde ese mismo sitio miles de veces.</w:t>
+        <w:t xml:space="preserve">No era mi trazo. Lo sé como sé mi letra. Yo dibujo con líneas cortas, muchas, una encima de otra, buscando; mi profesora de dibujo del colegio decía que dibujo como quien tantea en la oscuridad. Esto era otra cosa. Líneas largas, de una vez, sin levantar el lápiz. Seguras. Lentas. La línea de alguien que no tiene prisa porque tiene todo el tiempo del mundo. La línea de alguien que ha mirado eso mismo desde ese mismo sitio miles de veces.</w:t>
       </w:r>
     </w:p>
     <w:p>

--- a/ada_koch/libro_2/El_hombre_de_al_lado_acto3_borrador.docx
+++ b/ada_koch/libro_2/El_hombre_de_al_lado_acto3_borrador.docx
@@ -101,7 +101,7 @@
         <w:t xml:space="preserve"> </w:t>
       </w:r>
       <w:r>
-        <w:t xml:space="preserve">Y me di cuenta de que me la estaba devolviendo. La palabra que yo le había dicho al guardia de las gafas para no darle ni una línea de mi vida, él me la devolvía ahora con un sello de notario, como quien devuelve un regalo envenenado envuelto en papel bueno.</w:t>
+        <w:t xml:space="preserve">Y me di cuenta de que me la estaba devolviendo. La palabra que yo le había dicho al guardia de las gafas para no darle ni una línea de mi vida, él me la devolvía ahora con un sello de notario.</w:t>
       </w:r>
     </w:p>
     <w:p>
@@ -400,7 +400,7 @@
         <w:pStyle w:val="BodyText"/>
       </w:pPr>
       <w:r>
-        <w:t xml:space="preserve">Y yo le conté lo mío. No todo. Lo del folio. El horizonte. El lápiz afilado sin virutas. Lo dije en voz muy baja, como se confiesan las cosas en una iglesia vacía, y él escuchó sin parpadear, sin decirme que estaba loca, sin decirme que era la escuma.</w:t>
+        <w:t xml:space="preserve">Y yo le conté lo mío. No todo. Lo del folio. El horizonte. El lápiz afilado sin virutas. Lo dije en voz muy baja, y él escuchó sin parpadear, sin decirme que estaba loca, sin decirme que era la escuma.</w:t>
       </w:r>
     </w:p>
     <w:p>
@@ -503,7 +503,7 @@
         <w:pStyle w:val="BodyText"/>
       </w:pPr>
       <w:r>
-        <w:t xml:space="preserve">Los cerró un segundo, apretados, como cierra los ojos un niño al que le van a poner una inyección. Y cuando los abrió, ya había retirado la mano. Despacio. Sin brusquedad. La había llevado a la manilla de la puerta.</w:t>
+        <w:t xml:space="preserve">Los cerró un segundo, apretados, como cierra los ojos un niño al que le van a poner una inyección. Y cuando los abrió, ya había retirado la mano. Sin brusquedad. La había llevado a la manilla de la puerta.</w:t>
       </w:r>
     </w:p>
     <w:p>
@@ -1092,7 +1092,7 @@
         <w:pStyle w:val="BodyText"/>
       </w:pPr>
       <w:r>
-        <w:t xml:space="preserve">Estoy ahí. Con la barba de tres días y las ojeras de las noches sin dormir y el pelo más largo que en la página del martes. Con las manos dibujadas despacio, los dedos largos, los nudillos, la cicatriz pequeña del alambre. Y en el dorso de la derecha, entre el pulgar y el índice, una media luna.</w:t>
+        <w:t xml:space="preserve">Estoy ahí. Con la barba de tres días y las ojeras de las noches sin dormir y el pelo más largo que en la página del martes. Con las manos bien dibujadas, los dedos largos, los nudillos, la cicatriz pequeña del alambre. Y en el dorso de la derecha, entre el pulgar y el índice, una media luna.</w:t>
       </w:r>
     </w:p>
     <w:p>
@@ -2276,7 +2276,7 @@
         <w:pStyle w:val="BodyText"/>
       </w:pPr>
       <w:r>
-        <w:t xml:space="preserve">Y lo entendí todo de golpe, como se entienden las cosas que llevan mucho tiempo esperando a que las mires.</w:t>
+        <w:t xml:space="preserve">Y lo entendí todo de golpe.</w:t>
       </w:r>
     </w:p>
     <w:p>
@@ -2367,7 +2367,7 @@
         <w:pStyle w:val="FirstParagraph"/>
       </w:pPr>
       <w:r>
-        <w:t xml:space="preserve">Brais se levantó. Despacio. Se miró las manos.</w:t>
+        <w:t xml:space="preserve">Brais se levantó. Se miró las manos.</w:t>
       </w:r>
     </w:p>
     <w:p>
@@ -2548,7 +2548,7 @@
         <w:pStyle w:val="BodyText"/>
       </w:pPr>
       <w:r>
-        <w:t xml:space="preserve">Vi a mi nieta cruzar el muelle sola, despacio, con los brazos pegados al cuerpo. Vi al de Madrid cogerla del brazo. Vi a Brais cruzar los veinte metros sin correr.</w:t>
+        <w:t xml:space="preserve">Vi a mi nieta cruzar el muelle sola, con los brazos pegados al cuerpo. Vi al de Madrid cogerla del brazo. Vi a Brais cruzar los veinte metros sin correr.</w:t>
       </w:r>
     </w:p>
     <w:p>
@@ -2766,7 +2766,7 @@
         <w:pStyle w:val="BodyText"/>
       </w:pPr>
       <w:r>
-        <w:t xml:space="preserve">Y luego, despacio, como se dicen las cosas que se han ensayado muchas noches y aun así salen distintas:</w:t>
+        <w:t xml:space="preserve">Y luego, como se dicen las cosas que se han ensayado muchas noches y aun así salen distintas:</w:t>
       </w:r>
     </w:p>
     <w:p>
@@ -3219,7 +3219,7 @@
         <w:pStyle w:val="BodyText"/>
       </w:pPr>
       <w:r>
-        <w:t xml:space="preserve">—Bajé al cruce a las once y media, a verte subir a la furgoneta. —Habló despacio, como quien da el parte de la mar—. Volví a las doce y media. La mesa estaba vacía. A la una bajé a la bodega a por las botas. Cuando subí, estaba así.</w:t>
+        <w:t xml:space="preserve">—Bajé al cruce a las once y media, a verte subir a la furgoneta. —Habló como quien da el parte de la mar—. Volví a las doce y media. La mesa estaba vacía. A la una bajé a la bodega a por las botas. Cuando subí, estaba así.</w:t>
       </w:r>
     </w:p>
     <w:p>
@@ -4350,7 +4350,7 @@
         <w:pStyle w:val="BodyText"/>
       </w:pPr>
       <w:r>
-        <w:t xml:space="preserve">Cuando se incorporó me vio. No se sorprendió. Supongo que me esperaba. Supongo que llevaba un día entero esperándome, como se espera un golpe que te has ganado.</w:t>
+        <w:t xml:space="preserve">Cuando se incorporó me vio. No se sorprendió. Supongo que me esperaba. Supongo que llevaba un día entero esperándome.</w:t>
       </w:r>
     </w:p>
     <w:p>
@@ -4715,7 +4715,7 @@
         <w:pStyle w:val="BodyText"/>
       </w:pPr>
       <w:r>
-        <w:t xml:space="preserve">Brais tardó en entenderlo. Cuando lo entendió, asintió despacio.</w:t>
+        <w:t xml:space="preserve">Brais tardó en entenderlo. Cuando lo entendió, asintió.</w:t>
       </w:r>
     </w:p>
     <w:p>
@@ -5187,7 +5187,7 @@
         <w:pStyle w:val="BodyText"/>
       </w:pPr>
       <w:r>
-        <w:t xml:space="preserve">No dije dónde, ni cuándo, ni qué. Lo pregunté como se tira una piedra a un pozo.</w:t>
+        <w:t xml:space="preserve">No dije dónde, ni cuándo, ni qué. Lo pregunté así, a ciegas.</w:t>
       </w:r>
     </w:p>
     <w:p>
@@ -6162,7 +6162,7 @@
         <w:pStyle w:val="BodyText"/>
       </w:pPr>
       <w:r>
-        <w:t xml:space="preserve">No dijimos nada. Ya lo habíamos dicho todo en la galería y en el suelo de la cocina y en dos días de mirarnos sin decirnos nada. Ella se quitó el jersey por la cabeza, con los brazos cruzados, como se quitan los jerseys las mujeres, y debajo no tenía nada. Se quedó quieta delante de mí. Con el pelo revuelto del jersey. Con la piel de gallina en los brazos.</w:t>
+        <w:t xml:space="preserve">No dijimos nada. Ya lo habíamos dicho todo en la galería y en el suelo de la cocina y en dos días de mirarnos sin decirnos nada. Ella se quitó el jersey por la cabeza, con los brazos cruzados, y debajo no tenía nada. Se quedó quieta delante de mí. Con el pelo revuelto del jersey. Con la piel de gallina en los brazos.</w:t>
       </w:r>
     </w:p>
     <w:p>
@@ -6257,7 +6257,7 @@
         <w:pStyle w:val="BodyText"/>
       </w:pPr>
       <w:r>
-        <w:t xml:space="preserve">No sé cuánto tiempo estuve. No lo conté. Me acuerdo de su sabor, que es de sal y de otra cosa que no tiene nombre. Me acuerdo de cómo se le fueron cerrando los muslos alrededor de mi cara, despacio, y de cómo la mano del pelo dejó de ser barandilla y se convirtió en otra cosa. Me acuerdo de que dijo mi nombre. Muy bajo, partido en dos, como lo dijo la primera vez, la noche que yo no sabía todavía que era un nombre.</w:t>
+        <w:t xml:space="preserve">No sé cuánto tiempo estuve. No lo conté. Me acuerdo de su sabor, que es de sal y de otra cosa que no tiene nombre. Me acuerdo de cómo se le fueron cerrando los muslos alrededor de mi cara, y de cómo la mano del pelo dejó de ser barandilla y se convirtió en otra cosa. Me acuerdo de que dijo mi nombre. Muy bajo, partido en dos, como lo dijo la primera vez, la noche que yo no sabía todavía que era un nombre.</w:t>
       </w:r>
     </w:p>
     <w:p>
@@ -7075,7 +7075,7 @@
         <w:pStyle w:val="FirstParagraph"/>
       </w:pPr>
       <w:r>
-        <w:t xml:space="preserve">Cuando me di la vuelta, Brais ya no estaba en el noray. Estaba en su barco, soltando amarras, de espaldas. Arrancó el motor. Salió del puerto despacio, sin mirar atrás, con la proa hacia la punta.</w:t>
+        <w:t xml:space="preserve">Cuando me di la vuelta, Brais ya no estaba en el noray. Estaba en su barco, soltando amarras, de espaldas. Arrancó el motor. Salió del puerto sin mirar atrás, con la proa hacia la punta.</w:t>
       </w:r>
     </w:p>
     <w:p>
@@ -7279,7 +7279,7 @@
         <w:pStyle w:val="BodyText"/>
       </w:pPr>
       <w:r>
-        <w:t xml:space="preserve">Y me di cuenta de que lo estaba esperando. Al de arriba. Que por primera vez desde octubre estaba sola en el faro, sin Julian, sin Brais subiendo a arreglar la bomba, sin nadie, y que lo estaba esperando como se espera a alguien que llega tarde. Con miedo. Y con otra cosa debajo del miedo que no quise mirar.</w:t>
+        <w:t xml:space="preserve">Y me di cuenta de que lo estaba esperando. Al de arriba. Que por primera vez desde octubre estaba sola en el faro, sin Julian, sin Brais subiendo a arreglar la bomba, sin nadie, y que lo estaba esperando. Con miedo. Y con otra cosa debajo del miedo que no quise mirar.</w:t>
       </w:r>
     </w:p>
     <w:p>
@@ -7421,7 +7421,7 @@
         <w:pStyle w:val="BodyText"/>
       </w:pPr>
       <w:r>
-        <w:t xml:space="preserve">Y se volvió a la cocina a remover el caldo, como quien ha dicho todo lo que había que decir.</w:t>
+        <w:t xml:space="preserve">Y se volvió a la cocina a remover el caldo.</w:t>
       </w:r>
     </w:p>
     <w:p>
@@ -7522,6 +7522,38 @@
         <w:pStyle w:val="BodyText"/>
       </w:pPr>
       <w:r>
+        <w:t xml:space="preserve">Y era la idea más cómoda que había tenido en mi vida. Si las ganas no eran mías, la culpa tampoco. Me absolvía de todo, y me quitaba todo de paso: el</w:t>
+      </w:r>
+      <w:r>
+        <w:t xml:space="preserve"> </w:t>
+      </w:r>
+      <w:r>
+        <w:rPr>
+          <w:iCs/>
+          <w:i/>
+        </w:rPr>
+        <w:t xml:space="preserve">no</w:t>
+      </w:r>
+      <w:r>
+        <w:t xml:space="preserve"> </w:t>
+      </w:r>
+      <w:r>
+        <w:t xml:space="preserve">del muelle, la cuesta, la palabra que taché en el cuartel.</w:t>
+      </w:r>
+    </w:p>
+    <w:p>
+      <w:pPr>
+        <w:pStyle w:val="BodyText"/>
+      </w:pPr>
+      <w:r>
+        <w:t xml:space="preserve">Por eso no me la creí del todo. Hay consuelos que se reconocen porque llegan demasiado a tiempo.</w:t>
+      </w:r>
+    </w:p>
+    <w:p>
+      <w:pPr>
+        <w:pStyle w:val="BodyText"/>
+      </w:pPr>
+      <w:r>
         <w:t xml:space="preserve">Y si eso era así, ninguna respuesta me iba a servir. Ni la de mi abuela. Ni la mía. Porque no se puede saber si quisiste a alguien cuando no sabes con qué corazón lo deseaste.</w:t>
       </w:r>
     </w:p>
@@ -7669,10 +7701,7 @@
         <w:t xml:space="preserve">ya estás aquí</w:t>
       </w:r>
       <w:r>
-        <w:t xml:space="preserve"> </w:t>
-      </w:r>
-      <w:r>
-        <w:t xml:space="preserve">como se piensa de alguien que entra en la cocina sin llamar.</w:t>
+        <w:t xml:space="preserve">.</w:t>
       </w:r>
     </w:p>
     <w:p>
@@ -8053,31 +8082,15 @@
         <w:pStyle w:val="BodyText"/>
       </w:pPr>
       <w:r>
-        <w:t xml:space="preserve">Eso es lo que no le he contado a nadie. Ni a mi abuela. Ni a Lucía.</w:t>
-      </w:r>
-    </w:p>
-    <w:p>
-      <w:pPr>
-        <w:pStyle w:val="BodyText"/>
-      </w:pPr>
-      <w:r>
-        <w:t xml:space="preserve">Que no tuve miedo.</w:t>
-      </w:r>
-    </w:p>
-    <w:p>
-      <w:pPr>
-        <w:pStyle w:val="BodyText"/>
-      </w:pPr>
-      <w:r>
-        <w:t xml:space="preserve">Que miré el dibujo de mi espalda desnuda, hecho por algo que no tiene manos, desde un sitio donde no se puede estar, y que lo primero que sentí, antes que nada, antes del frío, antes de pensar, fue que alguien me había mirado dormir con muchísimo cuidado.</w:t>
-      </w:r>
-    </w:p>
-    <w:p>
-      <w:pPr>
-        <w:pStyle w:val="BodyText"/>
-      </w:pPr>
-      <w:r>
-        <w:t xml:space="preserve">Y que me gustó.</w:t>
+        <w:t xml:space="preserve">Miré el dibujo de mi espalda desnuda, hecho por algo que no tiene manos, desde un sitio donde no se puede estar, y lo primero que sentí, antes que nada, antes del frío, antes de pensar, fue que alguien me había mirado dormir con muchísimo cuidado.</w:t>
+      </w:r>
+    </w:p>
+    <w:p>
+      <w:pPr>
+        <w:pStyle w:val="BodyText"/>
+      </w:pPr>
+      <w:r>
+        <w:t xml:space="preserve">Y me gustó.</w:t>
       </w:r>
     </w:p>
     <w:bookmarkEnd w:id="37"/>
